--- a/templates_docx/Sms_due_guarantor.docx
+++ b/templates_docx/Sms_due_guarantor.docx
@@ -215,13 +215,6 @@
           <w:sz w:val="18"/>
         </w:rPr>
         <w:tab/>
-      </w:r>
-      <w:r>
-        <w:rPr>
-          <w:spacing w:val="-2"/>
-          <w:w w:val="90"/>
-          <w:sz w:val="18"/>
-        </w:rPr>
         <w:t>Date:</w:t>
       </w:r>
       <w:r>
@@ -237,7 +230,25 @@
           <w:w w:val="90"/>
           <w:sz w:val="18"/>
         </w:rPr>
-        <w:t>{{notice_date}}</w:t>
+        <w:t>{{</w:t>
+      </w:r>
+      <w:proofErr w:type="spellStart"/>
+      <w:r>
+        <w:rPr>
+          <w:spacing w:val="-2"/>
+          <w:w w:val="90"/>
+          <w:sz w:val="18"/>
+        </w:rPr>
+        <w:t>notice_date</w:t>
+      </w:r>
+      <w:proofErr w:type="spellEnd"/>
+      <w:r>
+        <w:rPr>
+          <w:spacing w:val="-2"/>
+          <w:w w:val="90"/>
+          <w:sz w:val="18"/>
+        </w:rPr>
+        <w:t>}}</w:t>
       </w:r>
     </w:p>
     <w:p>
@@ -278,7 +289,23 @@
           <w:spacing w:val="-6"/>
           <w:w w:val="90"/>
         </w:rPr>
-        <w:t>{{guarantor_name}}</w:t>
+        <w:t>{{</w:t>
+      </w:r>
+      <w:proofErr w:type="spellStart"/>
+      <w:r>
+        <w:rPr>
+          <w:spacing w:val="-6"/>
+          <w:w w:val="90"/>
+        </w:rPr>
+        <w:t>guarantor_name</w:t>
+      </w:r>
+      <w:proofErr w:type="spellEnd"/>
+      <w:r>
+        <w:rPr>
+          <w:spacing w:val="-6"/>
+          <w:w w:val="90"/>
+        </w:rPr>
+        <w:t>}}</w:t>
       </w:r>
     </w:p>
     <w:p>
@@ -290,7 +317,21 @@
         <w:rPr>
           <w:spacing w:val="-6"/>
         </w:rPr>
-        <w:t xml:space="preserve">   c/o-{{guarantor_father}}</w:t>
+        <w:t xml:space="preserve">   c/o-{{</w:t>
+      </w:r>
+      <w:proofErr w:type="spellStart"/>
+      <w:r>
+        <w:rPr>
+          <w:spacing w:val="-6"/>
+        </w:rPr>
+        <w:t>guarantor_father</w:t>
+      </w:r>
+      <w:proofErr w:type="spellEnd"/>
+      <w:r>
+        <w:rPr>
+          <w:spacing w:val="-6"/>
+        </w:rPr>
+        <w:t>}}</w:t>
       </w:r>
     </w:p>
     <w:p>
@@ -307,7 +348,23 @@
           <w:spacing w:val="-10"/>
           <w:w w:val="90"/>
         </w:rPr>
-        <w:t>{{guarantor_address}}</w:t>
+        <w:t>{{</w:t>
+      </w:r>
+      <w:proofErr w:type="spellStart"/>
+      <w:r>
+        <w:rPr>
+          <w:spacing w:val="-10"/>
+          <w:w w:val="90"/>
+        </w:rPr>
+        <w:t>guarantor_address</w:t>
+      </w:r>
+      <w:proofErr w:type="spellEnd"/>
+      <w:r>
+        <w:rPr>
+          <w:spacing w:val="-10"/>
+          <w:w w:val="90"/>
+        </w:rPr>
+        <w:t>}}</w:t>
       </w:r>
     </w:p>
     <w:p>
@@ -319,7 +376,21 @@
         <w:rPr>
           <w:spacing w:val="-2"/>
         </w:rPr>
-        <w:t>{{guarantor_mobile}}</w:t>
+        <w:t>{{</w:t>
+      </w:r>
+      <w:proofErr w:type="spellStart"/>
+      <w:r>
+        <w:rPr>
+          <w:spacing w:val="-2"/>
+        </w:rPr>
+        <w:t>guarantor_mobile</w:t>
+      </w:r>
+      <w:proofErr w:type="spellEnd"/>
+      <w:r>
+        <w:rPr>
+          <w:spacing w:val="-2"/>
+        </w:rPr>
+        <w:t>}}</w:t>
       </w:r>
     </w:p>
     <w:p>
@@ -547,7 +618,25 @@
           <w:w w:val="90"/>
           <w:u w:val="single"/>
         </w:rPr>
-        <w:t>{{vehicle_no}</w:t>
+        <w:t>{{</w:t>
+      </w:r>
+      <w:proofErr w:type="spellStart"/>
+      <w:r>
+        <w:rPr>
+          <w:spacing w:val="-6"/>
+          <w:w w:val="90"/>
+          <w:u w:val="single"/>
+        </w:rPr>
+        <w:t>vehicle_no</w:t>
+      </w:r>
+      <w:proofErr w:type="spellEnd"/>
+      <w:r>
+        <w:rPr>
+          <w:spacing w:val="-6"/>
+          <w:w w:val="90"/>
+          <w:u w:val="single"/>
+        </w:rPr>
+        <w:t>}</w:t>
       </w:r>
       <w:proofErr w:type="gramStart"/>
       <w:r>
@@ -617,7 +706,25 @@
           <w:w w:val="90"/>
           <w:u w:val="single"/>
         </w:rPr>
-        <w:t>{{loan_account}}</w:t>
+        <w:t>{{</w:t>
+      </w:r>
+      <w:proofErr w:type="spellStart"/>
+      <w:r>
+        <w:rPr>
+          <w:spacing w:val="-6"/>
+          <w:w w:val="90"/>
+          <w:u w:val="single"/>
+        </w:rPr>
+        <w:t>loan_account</w:t>
+      </w:r>
+      <w:proofErr w:type="spellEnd"/>
+      <w:r>
+        <w:rPr>
+          <w:spacing w:val="-6"/>
+          <w:w w:val="90"/>
+          <w:u w:val="single"/>
+        </w:rPr>
+        <w:t>}}</w:t>
       </w:r>
     </w:p>
     <w:p>
@@ -641,7 +748,23 @@
           <w:spacing w:val="4"/>
           <w:sz w:val="18"/>
         </w:rPr>
-        <w:t xml:space="preserve"> {{guarantor_name}}</w:t>
+        <w:t xml:space="preserve"> {{</w:t>
+      </w:r>
+      <w:proofErr w:type="spellStart"/>
+      <w:r>
+        <w:rPr>
+          <w:spacing w:val="4"/>
+          <w:sz w:val="18"/>
+        </w:rPr>
+        <w:t>guarantor_name</w:t>
+      </w:r>
+      <w:proofErr w:type="spellEnd"/>
+      <w:r>
+        <w:rPr>
+          <w:spacing w:val="4"/>
+          <w:sz w:val="18"/>
+        </w:rPr>
+        <w:t>}}</w:t>
       </w:r>
       <w:r>
         <w:rPr>
@@ -1053,7 +1176,23 @@
           <w:spacing w:val="-16"/>
           <w:sz w:val="18"/>
         </w:rPr>
-        <w:t>{{borrower_name}}</w:t>
+        <w:t>{{</w:t>
+      </w:r>
+      <w:proofErr w:type="spellStart"/>
+      <w:r>
+        <w:rPr>
+          <w:spacing w:val="-16"/>
+          <w:sz w:val="18"/>
+        </w:rPr>
+        <w:t>borrower_name</w:t>
+      </w:r>
+      <w:proofErr w:type="spellEnd"/>
+      <w:r>
+        <w:rPr>
+          <w:spacing w:val="-16"/>
+          <w:sz w:val="18"/>
+        </w:rPr>
+        <w:t>}}</w:t>
       </w:r>
       <w:r>
         <w:rPr>
@@ -1447,11 +1586,27 @@
           <w:spacing w:val="-16"/>
           <w:sz w:val="18"/>
         </w:rPr>
-        <w:t>{{borrower_name}}</w:t>
-      </w:r>
+        <w:t>{{</w:t>
+      </w:r>
+      <w:proofErr w:type="spellStart"/>
       <w:r>
         <w:rPr>
           <w:spacing w:val="-16"/>
+          <w:sz w:val="18"/>
+        </w:rPr>
+        <w:t>borrower_name</w:t>
+      </w:r>
+      <w:proofErr w:type="spellEnd"/>
+      <w:r>
+        <w:rPr>
+          <w:spacing w:val="-16"/>
+          <w:sz w:val="18"/>
+        </w:rPr>
+        <w:t>}}</w:t>
+      </w:r>
+      <w:r>
+        <w:rPr>
+          <w:spacing w:val="-16"/>
           <w:sz w:val="21"/>
         </w:rPr>
         <w:t>,</w:t>
@@ -1787,12 +1942,21 @@
         </w:rPr>
         <w:t xml:space="preserve"> </w:t>
       </w:r>
+      <w:proofErr w:type="spellStart"/>
       <w:r>
         <w:rPr>
           <w:spacing w:val="-12"/>
           <w:sz w:val="21"/>
         </w:rPr>
-        <w:t>fromyou.</w:t>
+        <w:t>fromyou</w:t>
+      </w:r>
+      <w:proofErr w:type="spellEnd"/>
+      <w:r>
+        <w:rPr>
+          <w:spacing w:val="-12"/>
+          <w:sz w:val="21"/>
+        </w:rPr>
+        <w:t>.</w:t>
       </w:r>
     </w:p>
     <w:p>
@@ -2628,7 +2792,23 @@
           <w:w w:val="90"/>
           <w:sz w:val="18"/>
         </w:rPr>
-        <w:t>{{due_date}}</w:t>
+        <w:t>{{</w:t>
+      </w:r>
+      <w:proofErr w:type="spellStart"/>
+      <w:r>
+        <w:rPr>
+          <w:w w:val="90"/>
+          <w:sz w:val="18"/>
+        </w:rPr>
+        <w:t>due_date</w:t>
+      </w:r>
+      <w:proofErr w:type="spellEnd"/>
+      <w:r>
+        <w:rPr>
+          <w:w w:val="90"/>
+          <w:sz w:val="18"/>
+        </w:rPr>
+        <w:t>}}</w:t>
       </w:r>
       <w:r>
         <w:rPr>
@@ -2980,139 +3160,6 @@
         <w:tc>
           <w:tcPr>
             <w:tcW w:w="3552" w:type="dxa"/>
-          </w:tcPr>
-          <w:p>
-            <w:pPr>
-              <w:pStyle w:val="TableParagraph"/>
-              <w:spacing w:line="240" w:lineRule="auto"/>
-            </w:pPr>
-            <w:r>
-              <w:rPr>
-                <w:spacing w:val="-2"/>
-                <w:w w:val="90"/>
-                <w:sz w:val="18"/>
-              </w:rPr>
-              <w:t>Overdue</w:t>
-            </w:r>
-            <w:r>
-              <w:rPr>
-                <w:spacing w:val="-2"/>
-                <w:sz w:val="18"/>
-              </w:rPr>
-              <w:t xml:space="preserve"> </w:t>
-            </w:r>
-            <w:r>
-              <w:rPr>
-                <w:spacing w:val="-2"/>
-                <w:w w:val="90"/>
-                <w:sz w:val="18"/>
-              </w:rPr>
-              <w:t>interest</w:t>
-            </w:r>
-            <w:r>
-              <w:rPr>
-                <w:spacing w:val="3"/>
-                <w:sz w:val="18"/>
-              </w:rPr>
-              <w:t xml:space="preserve"> </w:t>
-            </w:r>
-            <w:r>
-              <w:rPr>
-                <w:spacing w:val="-2"/>
-                <w:w w:val="90"/>
-                <w:sz w:val="18"/>
-              </w:rPr>
-              <w:t>calculated</w:t>
-            </w:r>
-            <w:r>
-              <w:rPr>
-                <w:spacing w:val="2"/>
-                <w:sz w:val="18"/>
-              </w:rPr>
-              <w:t xml:space="preserve"> </w:t>
-            </w:r>
-            <w:r>
-              <w:rPr>
-                <w:spacing w:val="-2"/>
-                <w:w w:val="90"/>
-                <w:sz w:val="18"/>
-              </w:rPr>
-              <w:t>upto</w:t>
-            </w:r>
-            <w:r>
-              <w:rPr>
-                <w:spacing w:val="1"/>
-                <w:sz w:val="18"/>
-              </w:rPr>
-              <w:t xml:space="preserve"> </w:t>
-            </w:r>
-            <w:r>
-              <w:t>{{due_date}}</w:t>
-            </w:r>
-          </w:p>
-        </w:tc>
-        <w:tc>
-          <w:tcPr>
-            <w:tcW w:w="1599" w:type="dxa"/>
-            <w:tcBorders>
-              <w:right w:val="single" w:sz="12" w:space="0" w:color="7F7F7F"/>
-            </w:tcBorders>
-          </w:tcPr>
-          <w:p>
-            <w:pPr>
-              <w:pStyle w:val="TableParagraph"/>
-              <w:spacing w:line="240" w:lineRule="auto"/>
-              <w:rPr>
-                <w:sz w:val="18"/>
-              </w:rPr>
-            </w:pPr>
-            <w:proofErr w:type="gramStart"/>
-            <w:r>
-              <w:rPr>
-                <w:spacing w:val="-6"/>
-                <w:sz w:val="18"/>
-              </w:rPr>
-              <w:t>Rs.</w:t>
-            </w:r>
-            <w:r>
-              <w:rPr>
-                <w:spacing w:val="-2"/>
-                <w:sz w:val="18"/>
-              </w:rPr>
-              <w:t>{</w:t>
-            </w:r>
-            <w:proofErr w:type="gramEnd"/>
-            <w:r>
-              <w:rPr>
-                <w:spacing w:val="-2"/>
-                <w:sz w:val="18"/>
-              </w:rPr>
-              <w:t>{over_due</w:t>
-            </w:r>
-            <w:r>
-              <w:rPr>
-                <w:spacing w:val="-2"/>
-                <w:sz w:val="18"/>
-              </w:rPr>
-              <w:t>s}}</w:t>
-            </w:r>
-            <w:r>
-              <w:rPr>
-                <w:spacing w:val="-2"/>
-                <w:sz w:val="18"/>
-              </w:rPr>
-              <w:t>00/-</w:t>
-            </w:r>
-          </w:p>
-        </w:tc>
-      </w:tr>
-      <w:tr>
-        <w:trPr>
-          <w:trHeight w:val="186"/>
-        </w:trPr>
-        <w:tc>
-          <w:tcPr>
-            <w:tcW w:w="3552" w:type="dxa"/>
             <w:tcBorders>
               <w:bottom w:val="single" w:sz="12" w:space="0" w:color="7F7F7F"/>
             </w:tcBorders>
@@ -5596,7 +5643,29 @@
           <w:sz w:val="19"/>
           <w:u w:val="single"/>
         </w:rPr>
-        <w:t>{{loan_account}}</w:t>
+        <w:t>{{</w:t>
+      </w:r>
+      <w:proofErr w:type="spellStart"/>
+      <w:r>
+        <w:rPr>
+          <w:b/>
+          <w:spacing w:val="-2"/>
+          <w:w w:val="90"/>
+          <w:sz w:val="19"/>
+          <w:u w:val="single"/>
+        </w:rPr>
+        <w:t>loan_account</w:t>
+      </w:r>
+      <w:proofErr w:type="spellEnd"/>
+      <w:r>
+        <w:rPr>
+          <w:b/>
+          <w:spacing w:val="-2"/>
+          <w:w w:val="90"/>
+          <w:sz w:val="19"/>
+          <w:u w:val="single"/>
+        </w:rPr>
+        <w:t>}}</w:t>
       </w:r>
       <w:r>
         <w:rPr>
@@ -7299,27 +7368,45 @@
         </w:rPr>
         <w:t xml:space="preserve"> </w:t>
       </w:r>
-      <w:r>
-        <w:rPr>
-          <w:w w:val="90"/>
-          <w:sz w:val="18"/>
-        </w:rPr>
-        <w:t>Ranigunj,</w:t>
-      </w:r>
-      <w:r>
-        <w:rPr>
-          <w:spacing w:val="-2"/>
-          <w:w w:val="90"/>
-          <w:sz w:val="18"/>
-        </w:rPr>
-        <w:t xml:space="preserve"> </w:t>
-      </w:r>
-      <w:r>
-        <w:rPr>
-          <w:w w:val="90"/>
-          <w:sz w:val="18"/>
-        </w:rPr>
-        <w:t>Secunderabad,</w:t>
+      <w:proofErr w:type="spellStart"/>
+      <w:r>
+        <w:rPr>
+          <w:w w:val="90"/>
+          <w:sz w:val="18"/>
+        </w:rPr>
+        <w:t>Ranigunj</w:t>
+      </w:r>
+      <w:proofErr w:type="spellEnd"/>
+      <w:r>
+        <w:rPr>
+          <w:w w:val="90"/>
+          <w:sz w:val="18"/>
+        </w:rPr>
+        <w:t>,</w:t>
+      </w:r>
+      <w:r>
+        <w:rPr>
+          <w:spacing w:val="-2"/>
+          <w:w w:val="90"/>
+          <w:sz w:val="18"/>
+        </w:rPr>
+        <w:t xml:space="preserve"> </w:t>
+      </w:r>
+      <w:proofErr w:type="spellStart"/>
+      <w:r>
+        <w:rPr>
+          <w:w w:val="90"/>
+          <w:sz w:val="18"/>
+        </w:rPr>
+        <w:t>Secunderabad</w:t>
+      </w:r>
+      <w:proofErr w:type="spellEnd"/>
+      <w:r>
+        <w:rPr>
+          <w:w w:val="90"/>
+          <w:sz w:val="18"/>
+        </w:rPr>
+        <w:t>,</w:t>
       </w:r>
       <w:r>
         <w:rPr>
@@ -8035,6 +8122,7 @@
   <w:style w:type="character" w:default="1" w:styleId="DefaultParagraphFont">
     <w:name w:val="Default Paragraph Font"/>
     <w:uiPriority w:val="1"/>
+    <w:semiHidden/>
     <w:unhideWhenUsed/>
   </w:style>
   <w:style w:type="table" w:default="1" w:styleId="TableNormal">
